--- a/flow/20230914_vu_template/drafts/2023-11-g/16-ЧТ-ап.Матея.docx
+++ b/flow/20230914_vu_template/drafts/2023-11-g/16-ЧТ-ап.Матея.docx
@@ -6035,7 +6035,9 @@
       </w:r>
     </w:p>
     <w:p>
-      <w:pPr/>
+      <w:pPr>
+        <w:pStyle w:val="a"/>
+      </w:pPr>
       <w:r>
         <w:rPr>
           <w:rFonts w:ascii="Times New Roman" w:hAnsi="Times New Roman"/>
@@ -6101,7 +6103,9 @@
       </w:r>
     </w:p>
     <w:p>
-      <w:pPr/>
+      <w:pPr>
+        <w:pStyle w:val="a"/>
+      </w:pPr>
       <w:r>
         <w:rPr>
           <w:rFonts w:ascii="Times New Roman" w:hAnsi="Times New Roman"/>
@@ -6275,7 +6279,9 @@
       </w:r>
     </w:p>
     <w:p>
-      <w:pPr/>
+      <w:pPr>
+        <w:pStyle w:val="a"/>
+      </w:pPr>
       <w:r>
         <w:rPr>
           <w:rFonts w:ascii="Times New Roman" w:hAnsi="Times New Roman"/>
